--- a/backend/data/samples/resumes/lee_resume.docx
+++ b/backend/data/samples/resumes/lee_resume.docx
@@ -737,7 +737,7 @@
   <w:docDefaults>
     <w:rPrDefault>
       <w:rPr>
-        <w:rFonts w:asciiTheme="minorHAnsi" w:eastAsiaTheme="minorEastAsia" w:hAnsiTheme="minorHAnsi" w:cstheme="minorBidi"/>
+        <w:rFonts w:ascii="맑은 고딕" w:hAnsi="맑은 고딕" w:eastAsia="맑은 고딕" w:cs="맑은 고딕"/>
         <w:sz w:val="22"/>
         <w:szCs w:val="22"/>
         <w:lang w:val="en-US" w:eastAsia="en-US" w:bidi="ar-SA"/>
@@ -892,6 +892,9 @@
     <w:name w:val="Normal"/>
     <w:qFormat/>
     <w:rsid w:val="00FC693F"/>
+    <w:rPr>
+      <w:rFonts w:ascii="맑은 고딕" w:hAnsi="맑은 고딕" w:eastAsia="맑은 고딕" w:cs="맑은 고딕"/>
+    </w:rPr>
   </w:style>
   <w:style w:type="paragraph" w:styleId="Header">
     <w:name w:val="header"/>
@@ -952,7 +955,7 @@
       <w:outlineLvl w:val="0"/>
     </w:pPr>
     <w:rPr>
-      <w:rFonts w:asciiTheme="majorHAnsi" w:eastAsiaTheme="majorEastAsia" w:hAnsiTheme="majorHAnsi" w:cstheme="majorBidi"/>
+      <w:rFonts w:ascii="맑은 고딕" w:hAnsi="맑은 고딕" w:eastAsia="맑은 고딕" w:cs="맑은 고딕"/>
       <w:b/>
       <w:bCs/>
       <w:color w:val="365F91" w:themeColor="accent1" w:themeShade="BF"/>
@@ -976,7 +979,7 @@
       <w:outlineLvl w:val="1"/>
     </w:pPr>
     <w:rPr>
-      <w:rFonts w:asciiTheme="majorHAnsi" w:eastAsiaTheme="majorEastAsia" w:hAnsiTheme="majorHAnsi" w:cstheme="majorBidi"/>
+      <w:rFonts w:ascii="맑은 고딕" w:hAnsi="맑은 고딕" w:eastAsia="맑은 고딕" w:cs="맑은 고딕"/>
       <w:b/>
       <w:bCs/>
       <w:color w:val="4F81BD" w:themeColor="accent1"/>
@@ -1836,6 +1839,9 @@
     <w:pPr>
       <w:spacing w:after="0" w:line="240" w:lineRule="auto"/>
     </w:pPr>
+    <w:rPr>
+      <w:rFonts w:ascii="맑은 고딕" w:hAnsi="맑은 고딕" w:eastAsia="맑은 고딕" w:cs="맑은 고딕"/>
+    </w:rPr>
     <w:tblPr>
       <w:tblInd w:w="0" w:type="dxa"/>
       <w:tblBorders>

--- a/backend/data/samples/resumes/lee_resume.docx
+++ b/backend/data/samples/resumes/lee_resume.docx
@@ -7,7 +7,7 @@
         <w:pStyle w:val="Heading1"/>
       </w:pPr>
       <w:r>
-        <w:t>이력서 - 일반 사무 · 행정지원 경력 이력서</w:t>
+        <w:t>이력서 - 앱 개발 경력 이력서</w:t>
       </w:r>
     </w:p>
     <w:p>
@@ -197,7 +197,7 @@
           </w:tcPr>
           <w:p>
             <w:r>
-              <w:t>1984.03 ~ 1987.02</w:t>
+              <w:t>1987.03 ~ 1994.02</w:t>
             </w:r>
           </w:p>
         </w:tc>
@@ -207,7 +207,7 @@
           </w:tcPr>
           <w:p>
             <w:r>
-              <w:t>OO고등학교</w:t>
+              <w:t>OO대학교 컴퓨터공학과</w:t>
             </w:r>
           </w:p>
         </w:tc>
@@ -292,7 +292,7 @@
           </w:tcPr>
           <w:p>
             <w:r>
-              <w:t>2001.04 ~ 2026.08</w:t>
+              <w:t>2012.03 ~ 2026.07</w:t>
             </w:r>
           </w:p>
         </w:tc>
@@ -302,7 +302,7 @@
           </w:tcPr>
           <w:p>
             <w:r>
-              <w:t>OO유통</w:t>
+              <w:t>OO모바일</w:t>
             </w:r>
           </w:p>
         </w:tc>
@@ -312,7 +312,7 @@
           </w:tcPr>
           <w:p>
             <w:r>
-              <w:t>과장</w:t>
+              <w:t>팀장</w:t>
             </w:r>
           </w:p>
         </w:tc>
@@ -322,7 +322,49 @@
           </w:tcPr>
           <w:p>
             <w:r>
-              <w:t>총무·행정 지원, 거래처 서류 관리</w:t>
+              <w:t>모바일 앱 개발·운영</w:t>
+            </w:r>
+          </w:p>
+        </w:tc>
+      </w:tr>
+      <w:tr>
+        <w:tc>
+          <w:tcPr>
+            <w:tcW w:type="dxa" w:w="2160"/>
+          </w:tcPr>
+          <w:p>
+            <w:r>
+              <w:t>2001.04 ~ 2012.02</w:t>
+            </w:r>
+          </w:p>
+        </w:tc>
+        <w:tc>
+          <w:tcPr>
+            <w:tcW w:type="dxa" w:w="2160"/>
+          </w:tcPr>
+          <w:p>
+            <w:r>
+              <w:t>OO시스템</w:t>
+            </w:r>
+          </w:p>
+        </w:tc>
+        <w:tc>
+          <w:tcPr>
+            <w:tcW w:type="dxa" w:w="2160"/>
+          </w:tcPr>
+          <w:p>
+            <w:r>
+              <w:t>대리</w:t>
+            </w:r>
+          </w:p>
+        </w:tc>
+        <w:tc>
+          <w:tcPr>
+            <w:tcW w:type="dxa" w:w="2160"/>
+          </w:tcPr>
+          <w:p>
+            <w:r>
+              <w:t>웹·SI 개발</w:t>
             </w:r>
           </w:p>
         </w:tc>
@@ -386,7 +428,7 @@
           </w:tcPr>
           <w:p>
             <w:r>
-              <w:t>컴퓨터활용능력 2급</w:t>
+              <w:t>정보처리기사</w:t>
             </w:r>
           </w:p>
         </w:tc>
@@ -396,7 +438,7 @@
           </w:tcPr>
           <w:p>
             <w:r>
-              <w:t>대한상공회의소</w:t>
+              <w:t>한국산업인력공단</w:t>
             </w:r>
           </w:p>
         </w:tc>
@@ -406,7 +448,7 @@
           </w:tcPr>
           <w:p>
             <w:r>
-              <w:t>2005.09.02</w:t>
+              <w:t>2003.05.23</w:t>
             </w:r>
           </w:p>
         </w:tc>
@@ -469,7 +511,7 @@
           </w:tcPr>
           <w:p>
             <w:r>
-              <w:t>일반 사무</w:t>
+              <w:t>모바일 앱 개발자</w:t>
             </w:r>
           </w:p>
         </w:tc>
